--- a/CONTESTED.docx
+++ b/CONTESTED.docx
@@ -344,7 +344,7 @@
                 <w:color w:val="101010"/>
                 <w:sz w:val="17"/>
               </w:rPr>
-              <w:t>Two questions, scored separately.</w:t>
+              <w:t>Two specification curves, scored separately.</w:t>
             </w:r>
             <w:r>
               <w:rPr>
@@ -654,7 +654,7 @@
           <w:color w:val="101010"/>
           <w:sz w:val="19"/>
         </w:rPr>
-        <w:t>3. Two questions, not one distribution.</w:t>
+        <w:t>3. Two specification curves, not one distribution.</w:t>
       </w:r>
       <w:r>
         <w:rPr>
@@ -730,7 +730,7 @@
           <w:color w:val="101010"/>
           <w:sz w:val="19"/>
         </w:rPr>
-        <w:t xml:space="preserve"> Within Question A, with the peer set fixed to BECS groups, the median company still moves </w:t>
+        <w:t xml:space="preserve"> Within Curve A, with the peer set fixed to BECS groups, the median company still moves </w:t>
       </w:r>
       <w:r>
         <w:rPr>
@@ -750,7 +750,7 @@
           <w:color w:val="101010"/>
           <w:sz w:val="19"/>
         </w:rPr>
-        <w:t>; against the whole sector, 5.0. Weights add 3.0 more. Pooled across both questions it would read 7.0, which is why we do not pool.</w:t>
+        <w:t>; against the whole sector, 5.0. Weights add 3.0 more. Pooled across both curves it would read 7.0, which is why we do not pool.</w:t>
       </w:r>
     </w:p>
     <w:p>
@@ -882,7 +882,7 @@
           <w:color w:val="101010"/>
           <w:sz w:val="19"/>
         </w:rPr>
-        <w:t xml:space="preserve"> The two questions are the two halves of a transition portfolio: Question A prices today's leaders, Question B identifies tomorrow's. §8 allocates $1bn on the gap between them.</w:t>
+        <w:t xml:space="preserve"> The two curves are the two halves of a transition portfolio: Curve A prices today's leaders, Curve B identifies tomorrow's. §8 allocates $1bn on the gap between them.</w:t>
       </w:r>
     </w:p>
     <w:p>
@@ -906,7 +906,7 @@
           <w:color w:val="101010"/>
           <w:sz w:val="19"/>
         </w:rPr>
-        <w:t xml:space="preserve">   The two questions give different answers, which is why they are scored separately</w:t>
+        <w:t xml:space="preserve">   The two curves give different answers, which is why they are scored separately</w:t>
       </w:r>
     </w:p>
     <w:p>
@@ -962,7 +962,7 @@
           <w:color w:val="6B6A63"/>
           <w:sz w:val="15"/>
         </w:rPr>
-        <w:t>Interquartile box per company under each question, sorted by Question A median. Blue = level, orange = change. EOG sits at 94 on level and 35 on change; MPC at 18 and 71. Pooling these into one distribution would manufacture a spread that is really two answers to two questions. Source: model/out/long.csv.</w:t>
+        <w:t>Interquartile box per company under each specification curve, sorted by Curve A median. Blue = level, orange = change. EOG sits at 94 on level and 35 on change; MPC at 18 and 71. Pooling these into one distribution would manufacture a spread that is really two answers to two different questions. Source: model/out/long.csv.</w:t>
       </w:r>
     </w:p>
     <w:p>
@@ -7757,7 +7757,7 @@
           <w:color w:val="C04A12"/>
           <w:sz w:val="21"/>
         </w:rPr>
-        <w:t>4.2 Two questions, two grids, the central revision</w:t>
+        <w:t>4.2 Two specification curves, not one grid, the central revision</w:t>
       </w:r>
     </w:p>
     <w:p>
@@ -7869,7 +7869,7 @@
                 <w:color w:val="3D3C38"/>
                 <w:sz w:val="15"/>
               </w:rPr>
-              <w:t xml:space="preserve">Question A, </w:t>
+              <w:t xml:space="preserve">Specification curve A, </w:t>
             </w:r>
             <w:r>
               <w:rPr>
@@ -7906,7 +7906,7 @@
                 <w:color w:val="3D3C38"/>
                 <w:sz w:val="15"/>
               </w:rPr>
-              <w:t xml:space="preserve">Question B, </w:t>
+              <w:t xml:space="preserve">Specification curve B, </w:t>
             </w:r>
             <w:r>
               <w:rPr>
@@ -8360,7 +8360,7 @@
           <w:color w:val="101010"/>
           <w:sz w:val="19"/>
         </w:rPr>
-        <w:t>Within each question the remaining seven axes are genuine competing methods for the same question, which is the grid specification-curve analysis licenses.</w:t>
+        <w:t>Within each curve the remaining seven axes are genuine competing specifications for the same question, which is the grid specification curve analysis licenses.</w:t>
       </w:r>
     </w:p>
     <w:p>
@@ -8483,7 +8483,7 @@
           <w:color w:val="101010"/>
           <w:sz w:val="19"/>
         </w:rPr>
-        <w:t xml:space="preserve">   Median contestation, Question A, by how much is held fixed</w:t>
+        <w:t xml:space="preserve">   Median contestation, Curve A, by how much is held fixed</w:t>
       </w:r>
     </w:p>
     <w:tbl>
@@ -8603,7 +8603,7 @@
                 <w:color w:val="101010"/>
                 <w:sz w:val="16"/>
               </w:rPr>
-              <w:t>Both questions pooled (we do not report this)</w:t>
+              <w:t>Both curves pooled (we do not report this)</w:t>
             </w:r>
           </w:p>
         </w:tc>
@@ -8680,7 +8680,7 @@
                 <w:color w:val="101010"/>
                 <w:sz w:val="16"/>
               </w:rPr>
-              <w:t>Question A only (level)</w:t>
+              <w:t>Curve A only (level)</w:t>
             </w:r>
           </w:p>
         </w:tc>
@@ -8757,7 +8757,7 @@
                 <w:color w:val="101010"/>
                 <w:sz w:val="16"/>
               </w:rPr>
-              <w:t>Question A × sector peers</w:t>
+              <w:t>Curve A × sector peers</w:t>
             </w:r>
           </w:p>
         </w:tc>
@@ -8834,7 +8834,7 @@
                 <w:color w:val="101010"/>
                 <w:sz w:val="16"/>
               </w:rPr>
-              <w:t>Question A × BECS peer groups</w:t>
+              <w:t>Curve A × BECS peer groups</w:t>
             </w:r>
           </w:p>
         </w:tc>
@@ -8911,7 +8911,7 @@
                 <w:color w:val="101010"/>
                 <w:sz w:val="16"/>
               </w:rPr>
-              <w:t>Question A × strict evidence bar</w:t>
+              <w:t>Curve A × strict evidence bar</w:t>
             </w:r>
           </w:p>
         </w:tc>
@@ -9047,7 +9047,7 @@
           <w:color w:val="6B6A63"/>
           <w:sz w:val="15"/>
         </w:rPr>
-        <w:t>The random-rank control is the test that matters: a randomly ordered company would show 8.5 to 9.0 places. Pooled, the figure would be 7.0, barely below noise, which is why we do not pool. Question A at 3.0 is well inside it.</w:t>
+        <w:t>The random-rank control is the test that matters: a randomly ordered company would show 8.5 to 9.0 places. Pooled, the figure would be 7.0, barely below noise, which is why we do not pool. Curve A at 3.0 is well inside it.</w:t>
       </w:r>
     </w:p>
     <w:tbl>
@@ -9091,7 +9091,7 @@
                 <w:color w:val="101010"/>
                 <w:sz w:val="20"/>
               </w:rPr>
-              <w:t xml:space="preserve"> Pooling two questions would report 7.0; a third of that pooled. What remains is a third of the ranking still being a methodological choice, smaller than we claimed, and still larger than any published score admits.</w:t>
+              <w:t xml:space="preserve"> Pooling the two curves would report 7.0; a third of that pooled. What remains is a third of the ranking still being a methodological choice, smaller than we claimed, and still larger than any published score admits.</w:t>
             </w:r>
           </w:p>
         </w:tc>
@@ -9123,7 +9123,7 @@
           <w:color w:val="101010"/>
           <w:sz w:val="19"/>
         </w:rPr>
-        <w:t xml:space="preserve">   Specification curve and absolute intensity, Question A, sector peers</w:t>
+        <w:t xml:space="preserve">   Specification curve and absolute intensity, Curve A, sector peers</w:t>
       </w:r>
     </w:p>
     <w:p>
@@ -9179,7 +9179,7 @@
           <w:color w:val="6B6A63"/>
           <w:sz w:val="15"/>
         </w:rPr>
-        <w:t>Every company's 2,916 Question-A scores, sorted best to worst. Flat = robust; steep = the method decides. Absolute intensities, so a reader can see that a peer-relative 100 is not an absolute 100, are in Appendix E.</w:t>
+        <w:t>Every company's 2,916 Curve-A scores, sorted best to worst. Flat = robust; steep = the method decides. Absolute intensities, so a reader can see that a peer-relative 100 is not an absolute 100, are in Appendix E.</w:t>
       </w:r>
     </w:p>
     <w:p>
@@ -9366,7 +9366,7 @@
                 <w:color w:val="101010"/>
                 <w:sz w:val="16"/>
               </w:rPr>
-              <w:t>Both questions pooled, P &gt; 0.95</w:t>
+              <w:t>Both curves pooled, P &gt; 0.95</w:t>
             </w:r>
           </w:p>
         </w:tc>
@@ -9468,7 +9468,7 @@
                 <w:color w:val="101010"/>
                 <w:sz w:val="16"/>
               </w:rPr>
-              <w:t>Both questions pooled, P &gt; 0.99</w:t>
+              <w:t>Both curves pooled, P &gt; 0.99</w:t>
             </w:r>
           </w:p>
         </w:tc>
@@ -9570,7 +9570,7 @@
                 <w:color w:val="101010"/>
                 <w:sz w:val="16"/>
               </w:rPr>
-              <w:t>Question A only, P &gt; 0.95</w:t>
+              <w:t>Curve A only, P &gt; 0.95</w:t>
             </w:r>
           </w:p>
         </w:tc>
@@ -9672,7 +9672,7 @@
                 <w:color w:val="101010"/>
                 <w:sz w:val="16"/>
               </w:rPr>
-              <w:t>Question A × strict evidence bar, P &gt; 0.95</w:t>
+              <w:t>Curve A × strict evidence bar, P &gt; 0.95</w:t>
             </w:r>
           </w:p>
         </w:tc>
@@ -10178,7 +10178,7 @@
           <w:color w:val="101010"/>
           <w:sz w:val="19"/>
         </w:rPr>
-        <w:t xml:space="preserve">   Consensus rank across the five weight presets, Question A</w:t>
+        <w:t xml:space="preserve">   Consensus rank across the five weight presets, Curve A</w:t>
       </w:r>
     </w:p>
     <w:tbl>
@@ -11591,7 +11591,7 @@
           <w:color w:val="6B6A63"/>
           <w:sz w:val="15"/>
         </w:rPr>
-        <w:t>Weights move the median company 3.0 places and the most weight-sensitive 6.0 comparable to the 3.0 places of method contestation within Question A. Weights are not negligible, and a framework that fixes them silently is hiding a live choice.</w:t>
+        <w:t>Weights move the median company 3.0 places and the most weight-sensitive 6.0 comparable to the 3.0 places of method contestation within Curve A. Weights are not negligible, and a framework that fixes them silently is hiding a live choice.</w:t>
       </w:r>
     </w:p>
     <w:p>
@@ -13242,7 +13242,7 @@
                 <w:color w:val="101010"/>
                 <w:sz w:val="20"/>
               </w:rPr>
-              <w:t xml:space="preserve"> and among those, the ones our Question-B curve says are already moving.</w:t>
+              <w:t xml:space="preserve"> and among those, the ones our Curve-B curve says are already moving.</w:t>
             </w:r>
           </w:p>
         </w:tc>
@@ -14127,7 +14127,7 @@
                 <w:color w:val="101010"/>
                 <w:sz w:val="16"/>
               </w:rPr>
-              <w:t>P on Question B minus P on Question A</w:t>
+              <w:t>P on Curve B minus P on Curve A</w:t>
             </w:r>
           </w:p>
         </w:tc>
@@ -14225,7 +14225,7 @@
           <w:color w:val="6B6A63"/>
           <w:sz w:val="15"/>
         </w:rPr>
-        <w:t>P(eligible) under Question A (horizontal) against Question B (vertical). Above the diagonal = improving faster than its current standing implies. Orange = delta &gt; 0.15. This is the framework's answer to the bonus, not a separate opinion.</w:t>
+        <w:t>P(eligible) under Curve A (horizontal) against Curve B (vertical). Above the diagonal = improving faster than its current standing implies. Orange = delta &gt; 0.15. This is the framework's answer to the bonus, not a separate opinion.</w:t>
       </w:r>
     </w:p>
     <w:tbl>
@@ -15758,7 +15758,7 @@
                 <w:color w:val="101010"/>
                 <w:sz w:val="16"/>
               </w:rPr>
-              <w:t>Question-B re-rating as scoring regimes reweight toward progress</w:t>
+              <w:t>Curve-B re-rating as scoring regimes reweight toward progress</w:t>
             </w:r>
           </w:p>
         </w:tc>
@@ -16824,7 +16824,7 @@
                 <w:color w:val="101010"/>
                 <w:sz w:val="16"/>
               </w:rPr>
-              <w:t>Question A</w:t>
+              <w:t>Curve A</w:t>
             </w:r>
             <w:r>
               <w:rPr>
@@ -16844,7 +16844,7 @@
                 <w:color w:val="101010"/>
                 <w:sz w:val="16"/>
               </w:rPr>
-              <w:t>Question B</w:t>
+              <w:t>Curve B</w:t>
             </w:r>
             <w:r>
               <w:rPr>
@@ -17557,7 +17557,7 @@
                 <w:color w:val="101010"/>
                 <w:sz w:val="15"/>
               </w:rPr>
-              <w:t xml:space="preserve"> (Question A × BECS), 5.0 (Question A × sector). Contestation survives.</w:t>
+              <w:t xml:space="preserve"> (Curve A × BECS), 5.0 (Curve A × sector). Contestation survives.</w:t>
             </w:r>
           </w:p>
         </w:tc>
@@ -18079,7 +18079,7 @@
                 <w:color w:val="101010"/>
                 <w:sz w:val="15"/>
               </w:rPr>
-              <w:t>Under the pooled grid, no, which is why the verdict column was uninformative and is removed. Within Question A × BECS, 4 of 18 fall below 2 places.</w:t>
+              <w:t>Under the pooled grid, no, which is why the verdict column was uninformative and is removed. Within Curve A × BECS, 4 of 18 fall below 2 places.</w:t>
             </w:r>
           </w:p>
         </w:tc>
@@ -18156,7 +18156,7 @@
                 <w:color w:val="101010"/>
                 <w:sz w:val="15"/>
               </w:rPr>
-              <w:t>33 of 153, holding in more than 95% of Question-A cells.</w:t>
+              <w:t>33 of 153, holding in more than 95% of Curve-A cells.</w:t>
             </w:r>
             <w:r>
               <w:rPr>

--- a/CONTESTED.docx
+++ b/CONTESTED.docx
@@ -9981,6 +9981,753 @@
           <w:color w:val="C04A12"/>
           <w:sz w:val="21"/>
         </w:rPr>
+        <w:t>5.4 Does the measure behave?</w:t>
+      </w:r>
+    </w:p>
+    <w:p>
+      <w:pPr>
+        <w:spacing w:before="0" w:after="100"/>
+        <w:jc w:val="both"/>
+      </w:pPr>
+      <w:r>
+        <w:rPr>
+          <w:rFonts w:ascii="Calibri" w:hAnsi="Calibri"/>
+          <w:b w:val="0"/>
+          <w:i w:val="0"/>
+          <w:color w:val="101010"/>
+          <w:sz w:val="19"/>
+        </w:rPr>
+        <w:t>A contestation figure is only worth reporting if it responds to the quality of the evidence underneath it. A measure that reported the same spread on dense and thin data would be manufacturing noise. Scoring each pillar alone, on Curve A, gives a direct test.</w:t>
+      </w:r>
+    </w:p>
+    <w:p>
+      <w:pPr>
+        <w:spacing w:before="220" w:after="40"/>
+        <w:keepNext/>
+      </w:pPr>
+      <w:r>
+        <w:rPr>
+          <w:rFonts w:ascii="Calibri" w:hAnsi="Calibri"/>
+          <w:b/>
+          <w:color w:val="C04A12"/>
+          <w:sz w:val="16"/>
+        </w:rPr>
+        <w:t>Exhibit 12</w:t>
+      </w:r>
+      <w:r>
+        <w:rPr>
+          <w:rFonts w:ascii="Calibri" w:hAnsi="Calibri"/>
+          <w:b/>
+          <w:color w:val="101010"/>
+          <w:sz w:val="19"/>
+        </w:rPr>
+        <w:t xml:space="preserve">   Contestation against evidence density, by pillar</w:t>
+      </w:r>
+    </w:p>
+    <w:tbl>
+      <w:tblPr>
+        <w:tblW w:type="auto" w:w="0"/>
+        <w:jc w:val="center"/>
+        <w:tblLayout w:type="fixed"/>
+        <w:tblLook w:firstColumn="1" w:firstRow="1" w:lastColumn="0" w:lastRow="0" w:noHBand="0" w:noVBand="1" w:val="04A0"/>
+      </w:tblPr>
+      <w:tblGrid>
+        <w:gridCol w:w="2459"/>
+        <w:gridCol w:w="2459"/>
+        <w:gridCol w:w="2459"/>
+        <w:gridCol w:w="2459"/>
+      </w:tblGrid>
+      <w:tr>
+        <w:tc>
+          <w:tcPr>
+            <w:tcW w:type="dxa" w:w="2880"/>
+            <w:shd w:val="clear" w:fill="F6F5F2"/>
+            <w:tcBorders>
+              <w:top w:val="single" w:sz="10" w:color="101010"/>
+              <w:bottom w:val="single" w:sz="5" w:color="6B6A63"/>
+            </w:tcBorders>
+          </w:tcPr>
+          <w:p>
+            <w:pPr>
+              <w:spacing w:before="32" w:after="32"/>
+              <w:jc w:val="left"/>
+            </w:pPr>
+            <w:r/>
+            <w:r>
+              <w:rPr>
+                <w:rFonts w:ascii="Calibri" w:hAnsi="Calibri"/>
+                <w:b/>
+                <w:i w:val="0"/>
+                <w:color w:val="3D3C38"/>
+                <w:sz w:val="15"/>
+              </w:rPr>
+              <w:t>Pillar</w:t>
+            </w:r>
+          </w:p>
+        </w:tc>
+        <w:tc>
+          <w:tcPr>
+            <w:tcW w:type="dxa" w:w="1152"/>
+            <w:shd w:val="clear" w:fill="F6F5F2"/>
+            <w:tcBorders>
+              <w:top w:val="single" w:sz="10" w:color="101010"/>
+              <w:bottom w:val="single" w:sz="5" w:color="6B6A63"/>
+            </w:tcBorders>
+          </w:tcPr>
+          <w:p>
+            <w:pPr>
+              <w:spacing w:before="32" w:after="32"/>
+              <w:jc w:val="right"/>
+            </w:pPr>
+            <w:r/>
+            <w:r>
+              <w:rPr>
+                <w:rFonts w:ascii="Calibri" w:hAnsi="Calibri"/>
+                <w:b/>
+                <w:i w:val="0"/>
+                <w:color w:val="3D3C38"/>
+                <w:sz w:val="15"/>
+              </w:rPr>
+              <w:t>Fields</w:t>
+            </w:r>
+          </w:p>
+        </w:tc>
+        <w:tc>
+          <w:tcPr>
+            <w:tcW w:type="dxa" w:w="1584"/>
+            <w:shd w:val="clear" w:fill="F6F5F2"/>
+            <w:tcBorders>
+              <w:top w:val="single" w:sz="10" w:color="101010"/>
+              <w:bottom w:val="single" w:sz="5" w:color="6B6A63"/>
+            </w:tcBorders>
+          </w:tcPr>
+          <w:p>
+            <w:pPr>
+              <w:spacing w:before="32" w:after="32"/>
+              <w:jc w:val="right"/>
+            </w:pPr>
+            <w:r/>
+            <w:r>
+              <w:rPr>
+                <w:rFonts w:ascii="Calibri" w:hAnsi="Calibri"/>
+                <w:b/>
+                <w:i w:val="0"/>
+                <w:color w:val="3D3C38"/>
+                <w:sz w:val="15"/>
+              </w:rPr>
+              <w:t>Coverage</w:t>
+            </w:r>
+          </w:p>
+        </w:tc>
+        <w:tc>
+          <w:tcPr>
+            <w:tcW w:type="dxa" w:w="3744"/>
+            <w:shd w:val="clear" w:fill="F6F5F2"/>
+            <w:tcBorders>
+              <w:top w:val="single" w:sz="10" w:color="101010"/>
+              <w:bottom w:val="single" w:sz="5" w:color="6B6A63"/>
+            </w:tcBorders>
+          </w:tcPr>
+          <w:p>
+            <w:pPr>
+              <w:spacing w:before="32" w:after="32"/>
+              <w:jc w:val="right"/>
+            </w:pPr>
+            <w:r/>
+            <w:r>
+              <w:rPr>
+                <w:rFonts w:ascii="Calibri" w:hAnsi="Calibri"/>
+                <w:b/>
+                <w:i w:val="0"/>
+                <w:color w:val="3D3C38"/>
+                <w:sz w:val="15"/>
+              </w:rPr>
+              <w:t>Contestation (places of 18)</w:t>
+            </w:r>
+          </w:p>
+        </w:tc>
+      </w:tr>
+      <w:tr>
+        <w:tc>
+          <w:tcPr>
+            <w:tcW w:type="dxa" w:w="2880"/>
+            <w:tcBorders>
+              <w:bottom w:val="single" w:sz="3" w:color="DEDCD6"/>
+            </w:tcBorders>
+          </w:tcPr>
+          <w:p>
+            <w:pPr>
+              <w:spacing w:before="32" w:after="32"/>
+              <w:jc w:val="left"/>
+            </w:pPr>
+            <w:r/>
+            <w:r>
+              <w:rPr>
+                <w:rFonts w:ascii="Calibri" w:hAnsi="Calibri"/>
+                <w:b w:val="0"/>
+                <w:i w:val="0"/>
+                <w:color w:val="101010"/>
+                <w:sz w:val="16"/>
+              </w:rPr>
+              <w:t>Financial</w:t>
+            </w:r>
+          </w:p>
+        </w:tc>
+        <w:tc>
+          <w:tcPr>
+            <w:tcW w:type="dxa" w:w="1152"/>
+            <w:tcBorders>
+              <w:bottom w:val="single" w:sz="3" w:color="DEDCD6"/>
+            </w:tcBorders>
+          </w:tcPr>
+          <w:p>
+            <w:pPr>
+              <w:spacing w:before="32" w:after="32"/>
+              <w:jc w:val="right"/>
+            </w:pPr>
+            <w:r/>
+            <w:r>
+              <w:rPr>
+                <w:rFonts w:ascii="Calibri" w:hAnsi="Calibri"/>
+                <w:b w:val="0"/>
+                <w:i w:val="0"/>
+                <w:color w:val="101010"/>
+                <w:sz w:val="16"/>
+              </w:rPr>
+              <w:t>9</w:t>
+            </w:r>
+          </w:p>
+        </w:tc>
+        <w:tc>
+          <w:tcPr>
+            <w:tcW w:type="dxa" w:w="1584"/>
+            <w:tcBorders>
+              <w:bottom w:val="single" w:sz="3" w:color="DEDCD6"/>
+            </w:tcBorders>
+          </w:tcPr>
+          <w:p>
+            <w:pPr>
+              <w:spacing w:before="32" w:after="32"/>
+              <w:jc w:val="right"/>
+            </w:pPr>
+            <w:r/>
+            <w:r>
+              <w:rPr>
+                <w:rFonts w:ascii="Calibri" w:hAnsi="Calibri"/>
+                <w:b w:val="0"/>
+                <w:i w:val="0"/>
+                <w:color w:val="101010"/>
+                <w:sz w:val="16"/>
+              </w:rPr>
+              <w:t>94%</w:t>
+            </w:r>
+          </w:p>
+        </w:tc>
+        <w:tc>
+          <w:tcPr>
+            <w:tcW w:type="dxa" w:w="3744"/>
+            <w:tcBorders>
+              <w:bottom w:val="single" w:sz="3" w:color="DEDCD6"/>
+            </w:tcBorders>
+          </w:tcPr>
+          <w:p>
+            <w:pPr>
+              <w:spacing w:before="32" w:after="32"/>
+              <w:jc w:val="right"/>
+            </w:pPr>
+            <w:r/>
+            <w:r>
+              <w:rPr>
+                <w:rFonts w:ascii="Calibri" w:hAnsi="Calibri"/>
+                <w:b w:val="0"/>
+                <w:i w:val="0"/>
+                <w:color w:val="101010"/>
+                <w:sz w:val="16"/>
+              </w:rPr>
+              <w:t>3.0</w:t>
+            </w:r>
+          </w:p>
+        </w:tc>
+      </w:tr>
+      <w:tr>
+        <w:tc>
+          <w:tcPr>
+            <w:tcW w:type="dxa" w:w="2880"/>
+            <w:tcBorders>
+              <w:bottom w:val="single" w:sz="3" w:color="DEDCD6"/>
+            </w:tcBorders>
+          </w:tcPr>
+          <w:p>
+            <w:pPr>
+              <w:spacing w:before="32" w:after="32"/>
+              <w:jc w:val="left"/>
+            </w:pPr>
+            <w:r/>
+            <w:r>
+              <w:rPr>
+                <w:rFonts w:ascii="Calibri" w:hAnsi="Calibri"/>
+                <w:b w:val="0"/>
+                <w:i w:val="0"/>
+                <w:color w:val="101010"/>
+                <w:sz w:val="16"/>
+              </w:rPr>
+              <w:t>Governance</w:t>
+            </w:r>
+          </w:p>
+        </w:tc>
+        <w:tc>
+          <w:tcPr>
+            <w:tcW w:type="dxa" w:w="1152"/>
+            <w:tcBorders>
+              <w:bottom w:val="single" w:sz="3" w:color="DEDCD6"/>
+            </w:tcBorders>
+          </w:tcPr>
+          <w:p>
+            <w:pPr>
+              <w:spacing w:before="32" w:after="32"/>
+              <w:jc w:val="right"/>
+            </w:pPr>
+            <w:r/>
+            <w:r>
+              <w:rPr>
+                <w:rFonts w:ascii="Calibri" w:hAnsi="Calibri"/>
+                <w:b w:val="0"/>
+                <w:i w:val="0"/>
+                <w:color w:val="101010"/>
+                <w:sz w:val="16"/>
+              </w:rPr>
+              <w:t>78</w:t>
+            </w:r>
+          </w:p>
+        </w:tc>
+        <w:tc>
+          <w:tcPr>
+            <w:tcW w:type="dxa" w:w="1584"/>
+            <w:tcBorders>
+              <w:bottom w:val="single" w:sz="3" w:color="DEDCD6"/>
+            </w:tcBorders>
+          </w:tcPr>
+          <w:p>
+            <w:pPr>
+              <w:spacing w:before="32" w:after="32"/>
+              <w:jc w:val="right"/>
+            </w:pPr>
+            <w:r/>
+            <w:r>
+              <w:rPr>
+                <w:rFonts w:ascii="Calibri" w:hAnsi="Calibri"/>
+                <w:b w:val="0"/>
+                <w:i w:val="0"/>
+                <w:color w:val="101010"/>
+                <w:sz w:val="16"/>
+              </w:rPr>
+              <w:t>97%</w:t>
+            </w:r>
+          </w:p>
+        </w:tc>
+        <w:tc>
+          <w:tcPr>
+            <w:tcW w:type="dxa" w:w="3744"/>
+            <w:tcBorders>
+              <w:bottom w:val="single" w:sz="3" w:color="DEDCD6"/>
+            </w:tcBorders>
+          </w:tcPr>
+          <w:p>
+            <w:pPr>
+              <w:spacing w:before="32" w:after="32"/>
+              <w:jc w:val="right"/>
+            </w:pPr>
+            <w:r/>
+            <w:r>
+              <w:rPr>
+                <w:rFonts w:ascii="Calibri" w:hAnsi="Calibri"/>
+                <w:b w:val="0"/>
+                <w:i w:val="0"/>
+                <w:color w:val="101010"/>
+                <w:sz w:val="16"/>
+              </w:rPr>
+              <w:t>4.0</w:t>
+            </w:r>
+          </w:p>
+        </w:tc>
+      </w:tr>
+      <w:tr>
+        <w:tc>
+          <w:tcPr>
+            <w:tcW w:type="dxa" w:w="2880"/>
+            <w:tcBorders>
+              <w:bottom w:val="single" w:sz="3" w:color="DEDCD6"/>
+            </w:tcBorders>
+          </w:tcPr>
+          <w:p>
+            <w:pPr>
+              <w:spacing w:before="32" w:after="32"/>
+              <w:jc w:val="left"/>
+            </w:pPr>
+            <w:r/>
+            <w:r>
+              <w:rPr>
+                <w:rFonts w:ascii="Calibri" w:hAnsi="Calibri"/>
+                <w:b w:val="0"/>
+                <w:i w:val="0"/>
+                <w:color w:val="101010"/>
+                <w:sz w:val="16"/>
+              </w:rPr>
+              <w:t>Environment</w:t>
+            </w:r>
+          </w:p>
+        </w:tc>
+        <w:tc>
+          <w:tcPr>
+            <w:tcW w:type="dxa" w:w="1152"/>
+            <w:tcBorders>
+              <w:bottom w:val="single" w:sz="3" w:color="DEDCD6"/>
+            </w:tcBorders>
+          </w:tcPr>
+          <w:p>
+            <w:pPr>
+              <w:spacing w:before="32" w:after="32"/>
+              <w:jc w:val="right"/>
+            </w:pPr>
+            <w:r/>
+            <w:r>
+              <w:rPr>
+                <w:rFonts w:ascii="Calibri" w:hAnsi="Calibri"/>
+                <w:b w:val="0"/>
+                <w:i w:val="0"/>
+                <w:color w:val="101010"/>
+                <w:sz w:val="16"/>
+              </w:rPr>
+              <w:t>37</w:t>
+            </w:r>
+          </w:p>
+        </w:tc>
+        <w:tc>
+          <w:tcPr>
+            <w:tcW w:type="dxa" w:w="1584"/>
+            <w:tcBorders>
+              <w:bottom w:val="single" w:sz="3" w:color="DEDCD6"/>
+            </w:tcBorders>
+          </w:tcPr>
+          <w:p>
+            <w:pPr>
+              <w:spacing w:before="32" w:after="32"/>
+              <w:jc w:val="right"/>
+            </w:pPr>
+            <w:r/>
+            <w:r>
+              <w:rPr>
+                <w:rFonts w:ascii="Calibri" w:hAnsi="Calibri"/>
+                <w:b w:val="0"/>
+                <w:i w:val="0"/>
+                <w:color w:val="101010"/>
+                <w:sz w:val="16"/>
+              </w:rPr>
+              <w:t>61%</w:t>
+            </w:r>
+          </w:p>
+        </w:tc>
+        <w:tc>
+          <w:tcPr>
+            <w:tcW w:type="dxa" w:w="3744"/>
+            <w:tcBorders>
+              <w:bottom w:val="single" w:sz="3" w:color="DEDCD6"/>
+            </w:tcBorders>
+          </w:tcPr>
+          <w:p>
+            <w:pPr>
+              <w:spacing w:before="32" w:after="32"/>
+              <w:jc w:val="right"/>
+            </w:pPr>
+            <w:r/>
+            <w:r>
+              <w:rPr>
+                <w:rFonts w:ascii="Calibri" w:hAnsi="Calibri"/>
+                <w:b w:val="0"/>
+                <w:i w:val="0"/>
+                <w:color w:val="101010"/>
+                <w:sz w:val="16"/>
+              </w:rPr>
+              <w:t>5.0</w:t>
+            </w:r>
+          </w:p>
+        </w:tc>
+      </w:tr>
+      <w:tr>
+        <w:tc>
+          <w:tcPr>
+            <w:tcW w:type="dxa" w:w="2880"/>
+            <w:tcBorders>
+              <w:bottom w:val="single" w:sz="3" w:color="DEDCD6"/>
+            </w:tcBorders>
+          </w:tcPr>
+          <w:p>
+            <w:pPr>
+              <w:spacing w:before="32" w:after="32"/>
+              <w:jc w:val="left"/>
+            </w:pPr>
+            <w:r/>
+            <w:r>
+              <w:rPr>
+                <w:rFonts w:ascii="Calibri" w:hAnsi="Calibri"/>
+                <w:b w:val="0"/>
+                <w:i w:val="0"/>
+                <w:color w:val="101010"/>
+                <w:sz w:val="16"/>
+              </w:rPr>
+              <w:t>Social</w:t>
+            </w:r>
+          </w:p>
+        </w:tc>
+        <w:tc>
+          <w:tcPr>
+            <w:tcW w:type="dxa" w:w="1152"/>
+            <w:tcBorders>
+              <w:bottom w:val="single" w:sz="3" w:color="DEDCD6"/>
+            </w:tcBorders>
+          </w:tcPr>
+          <w:p>
+            <w:pPr>
+              <w:spacing w:before="32" w:after="32"/>
+              <w:jc w:val="right"/>
+            </w:pPr>
+            <w:r/>
+            <w:r>
+              <w:rPr>
+                <w:rFonts w:ascii="Calibri" w:hAnsi="Calibri"/>
+                <w:b w:val="0"/>
+                <w:i w:val="0"/>
+                <w:color w:val="101010"/>
+                <w:sz w:val="16"/>
+              </w:rPr>
+              <w:t>14</w:t>
+            </w:r>
+          </w:p>
+        </w:tc>
+        <w:tc>
+          <w:tcPr>
+            <w:tcW w:type="dxa" w:w="1584"/>
+            <w:tcBorders>
+              <w:bottom w:val="single" w:sz="3" w:color="DEDCD6"/>
+            </w:tcBorders>
+          </w:tcPr>
+          <w:p>
+            <w:pPr>
+              <w:spacing w:before="32" w:after="32"/>
+              <w:jc w:val="right"/>
+            </w:pPr>
+            <w:r/>
+            <w:r>
+              <w:rPr>
+                <w:rFonts w:ascii="Calibri" w:hAnsi="Calibri"/>
+                <w:b w:val="0"/>
+                <w:i w:val="0"/>
+                <w:color w:val="101010"/>
+                <w:sz w:val="16"/>
+              </w:rPr>
+              <w:t>66%</w:t>
+            </w:r>
+          </w:p>
+        </w:tc>
+        <w:tc>
+          <w:tcPr>
+            <w:tcW w:type="dxa" w:w="3744"/>
+            <w:tcBorders>
+              <w:bottom w:val="single" w:sz="3" w:color="DEDCD6"/>
+            </w:tcBorders>
+          </w:tcPr>
+          <w:p>
+            <w:pPr>
+              <w:spacing w:before="32" w:after="32"/>
+              <w:jc w:val="right"/>
+            </w:pPr>
+            <w:r/>
+            <w:r>
+              <w:rPr>
+                <w:rFonts w:ascii="Calibri" w:hAnsi="Calibri"/>
+                <w:b w:val="0"/>
+                <w:i w:val="0"/>
+                <w:color w:val="101010"/>
+                <w:sz w:val="16"/>
+              </w:rPr>
+              <w:t>6.0</w:t>
+            </w:r>
+          </w:p>
+        </w:tc>
+      </w:tr>
+      <w:tr>
+        <w:tc>
+          <w:tcPr>
+            <w:tcW w:type="dxa" w:w="2880"/>
+            <w:tcBorders>
+              <w:bottom w:val="single" w:sz="10" w:color="101010"/>
+            </w:tcBorders>
+          </w:tcPr>
+          <w:p>
+            <w:pPr>
+              <w:spacing w:before="32" w:after="32"/>
+              <w:jc w:val="left"/>
+            </w:pPr>
+            <w:r/>
+            <w:r>
+              <w:rPr>
+                <w:rFonts w:ascii="Calibri" w:hAnsi="Calibri"/>
+                <w:b w:val="0"/>
+                <w:i w:val="0"/>
+                <w:color w:val="101010"/>
+                <w:sz w:val="16"/>
+              </w:rPr>
+              <w:t>Random-rank control</w:t>
+            </w:r>
+          </w:p>
+        </w:tc>
+        <w:tc>
+          <w:tcPr>
+            <w:tcW w:type="dxa" w:w="1152"/>
+            <w:tcBorders>
+              <w:bottom w:val="single" w:sz="10" w:color="101010"/>
+            </w:tcBorders>
+          </w:tcPr>
+          <w:p>
+            <w:pPr>
+              <w:spacing w:before="32" w:after="32"/>
+              <w:jc w:val="right"/>
+            </w:pPr>
+            <w:r/>
+          </w:p>
+        </w:tc>
+        <w:tc>
+          <w:tcPr>
+            <w:tcW w:type="dxa" w:w="1584"/>
+            <w:tcBorders>
+              <w:bottom w:val="single" w:sz="10" w:color="101010"/>
+            </w:tcBorders>
+          </w:tcPr>
+          <w:p>
+            <w:pPr>
+              <w:spacing w:before="32" w:after="32"/>
+              <w:jc w:val="right"/>
+            </w:pPr>
+            <w:r/>
+          </w:p>
+        </w:tc>
+        <w:tc>
+          <w:tcPr>
+            <w:tcW w:type="dxa" w:w="3744"/>
+            <w:tcBorders>
+              <w:bottom w:val="single" w:sz="10" w:color="101010"/>
+            </w:tcBorders>
+          </w:tcPr>
+          <w:p>
+            <w:pPr>
+              <w:spacing w:before="32" w:after="32"/>
+              <w:jc w:val="right"/>
+            </w:pPr>
+            <w:r/>
+            <w:r>
+              <w:rPr>
+                <w:rFonts w:ascii="Calibri" w:hAnsi="Calibri"/>
+                <w:b w:val="0"/>
+                <w:i w:val="0"/>
+                <w:color w:val="101010"/>
+                <w:sz w:val="16"/>
+              </w:rPr>
+              <w:t>8.5 to 9.0</w:t>
+            </w:r>
+          </w:p>
+        </w:tc>
+      </w:tr>
+    </w:tbl>
+    <w:p>
+      <w:pPr>
+        <w:spacing w:before="0" w:after="160"/>
+        <w:jc w:val="both"/>
+      </w:pPr>
+      <w:r>
+        <w:rPr>
+          <w:rFonts w:ascii="Calibri" w:hAnsi="Calibri"/>
+          <w:b w:val="0"/>
+          <w:i/>
+          <w:color w:val="6B6A63"/>
+          <w:sz w:val="15"/>
+        </w:rPr>
+        <w:t>Single-pillar composites, Curve A only. Correlation between pillar coverage and pillar contestation: -0.83.</w:t>
+      </w:r>
+    </w:p>
+    <w:p>
+      <w:pPr>
+        <w:spacing w:before="0" w:after="100"/>
+        <w:jc w:val="both"/>
+      </w:pPr>
+      <w:r>
+        <w:rPr>
+          <w:rFonts w:ascii="Calibri" w:hAnsi="Calibri"/>
+          <w:b/>
+          <w:i w:val="0"/>
+          <w:color w:val="101010"/>
+          <w:sz w:val="19"/>
+        </w:rPr>
+        <w:t>Correlation −0.83.</w:t>
+      </w:r>
+      <w:r>
+        <w:rPr>
+          <w:rFonts w:ascii="Calibri" w:hAnsi="Calibri"/>
+          <w:b w:val="0"/>
+          <w:i w:val="0"/>
+          <w:color w:val="101010"/>
+          <w:sz w:val="19"/>
+        </w:rPr>
+        <w:t xml:space="preserve"> Where disclosure is dense the framework reports confidence; where it is thin it reports doubt. All four pillars sit far inside the random-rank control. This is the behavioural check that licenses the rest of the results: the spread we report is tracking the evidence, not the arithmetic.</w:t>
+      </w:r>
+    </w:p>
+    <w:p>
+      <w:pPr>
+        <w:spacing w:before="0" w:after="100"/>
+        <w:jc w:val="both"/>
+      </w:pPr>
+      <w:r>
+        <w:rPr>
+          <w:rFonts w:ascii="Calibri" w:hAnsi="Calibri"/>
+          <w:b w:val="0"/>
+          <w:i w:val="0"/>
+          <w:color w:val="101010"/>
+          <w:sz w:val="19"/>
+        </w:rPr>
+        <w:t xml:space="preserve">It is also the limit of what this single-sector run can establish. It does </w:t>
+      </w:r>
+      <w:r>
+        <w:rPr>
+          <w:rFonts w:ascii="Calibri" w:hAnsi="Calibri"/>
+          <w:b/>
+          <w:i w:val="0"/>
+          <w:color w:val="101010"/>
+          <w:sz w:val="19"/>
+        </w:rPr>
+        <w:t>not</w:t>
+      </w:r>
+      <w:r>
+        <w:rPr>
+          <w:rFonts w:ascii="Calibri" w:hAnsi="Calibri"/>
+          <w:b w:val="0"/>
+          <w:i w:val="0"/>
+          <w:color w:val="101010"/>
+          <w:sz w:val="19"/>
+        </w:rPr>
+        <w:t xml:space="preserve"> show that the framework generalises across sectors, and we do not claim that. Our indicators are sector-specific by construction, which is the same reason both providers build a materiality map per industry.</w:t>
+      </w:r>
+    </w:p>
+    <w:p>
+      <w:pPr>
+        <w:spacing w:before="220" w:after="40"/>
+        <w:keepNext/>
+      </w:pPr>
+      <w:r>
+        <w:rPr>
+          <w:rFonts w:ascii="Calibri" w:hAnsi="Calibri"/>
+          <w:b/>
+          <w:color w:val="C04A12"/>
+          <w:sz w:val="21"/>
+        </w:rPr>
         <w:t>5.4 The remedy</w:t>
       </w:r>
     </w:p>
@@ -10169,7 +10916,7 @@
           <w:color w:val="C04A12"/>
           <w:sz w:val="16"/>
         </w:rPr>
-        <w:t>Exhibit 10</w:t>
+        <w:t>Exhibit 14</w:t>
       </w:r>
       <w:r>
         <w:rPr>
@@ -11645,7 +12392,7 @@
           <w:color w:val="C04A12"/>
           <w:sz w:val="16"/>
         </w:rPr>
-        <w:t>Exhibit 13</w:t>
+        <w:t>Exhibit 15</w:t>
       </w:r>
       <w:r>
         <w:rPr>

--- a/CONTESTED.docx
+++ b/CONTESTED.docx
@@ -10651,7 +10651,63 @@
           <w:color w:val="6B6A63"/>
           <w:sz w:val="15"/>
         </w:rPr>
-        <w:t>Single-pillar composites, Curve A only. Correlation between pillar coverage and pillar contestation: -0.83.</w:t>
+        <w:t>Single-pillar composites, Curve A only. The four pillars illustrate the pattern; the statistic below is computed on all 72 company-pillar pairs, because a coefficient on four points is not evidence.</w:t>
+      </w:r>
+    </w:p>
+    <w:p>
+      <w:pPr>
+        <w:spacing w:before="0" w:after="100"/>
+        <w:jc w:val="both"/>
+      </w:pPr>
+      <w:r>
+        <w:rPr>
+          <w:rFonts w:ascii="Calibri" w:hAnsi="Calibri"/>
+          <w:b w:val="0"/>
+          <w:i w:val="0"/>
+          <w:color w:val="101010"/>
+          <w:sz w:val="19"/>
+        </w:rPr>
+        <w:t xml:space="preserve">Run across all </w:t>
+      </w:r>
+      <w:r>
+        <w:rPr>
+          <w:rFonts w:ascii="Calibri" w:hAnsi="Calibri"/>
+          <w:b/>
+          <w:i w:val="0"/>
+          <w:color w:val="101010"/>
+          <w:sz w:val="19"/>
+        </w:rPr>
+        <w:t>72 company-pillar pairs</w:t>
+      </w:r>
+      <w:r>
+        <w:rPr>
+          <w:rFonts w:ascii="Calibri" w:hAnsi="Calibri"/>
+          <w:b w:val="0"/>
+          <w:i w:val="0"/>
+          <w:color w:val="101010"/>
+          <w:sz w:val="19"/>
+        </w:rPr>
+        <w:t xml:space="preserve">, coverage against contestation gives </w:t>
+      </w:r>
+      <w:r>
+        <w:rPr>
+          <w:rFonts w:ascii="Calibri" w:hAnsi="Calibri"/>
+          <w:b/>
+          <w:i w:val="0"/>
+          <w:color w:val="101010"/>
+          <w:sz w:val="19"/>
+        </w:rPr>
+        <w:t>Spearman −0.35, p = 0.003</w:t>
+      </w:r>
+      <w:r>
+        <w:rPr>
+          <w:rFonts w:ascii="Calibri" w:hAnsi="Calibri"/>
+          <w:b w:val="0"/>
+          <w:i w:val="0"/>
+          <w:color w:val="101010"/>
+          <w:sz w:val="19"/>
+        </w:rPr>
+        <w:t xml:space="preserve"> (Pearson −0.28, p = 0.017). Where disclosure is dense the framework reports confidence; where it is thin it reports doubt, and all four pillars sit far inside the random-rank control. This is the behavioural check that licenses the rest of the results: the spread we report is tracking the evidence, not the arithmetic.</w:t>
       </w:r>
     </w:p>
     <w:p>
@@ -10667,7 +10723,7 @@
           <w:color w:val="101010"/>
           <w:sz w:val="19"/>
         </w:rPr>
-        <w:t>Correlation −0.83.</w:t>
+        <w:t>We quote the 72-pair statistic and not a coefficient across the four pillars</w:t>
       </w:r>
       <w:r>
         <w:rPr>
@@ -10677,7 +10733,7 @@
           <w:color w:val="101010"/>
           <w:sz w:val="19"/>
         </w:rPr>
-        <w:t xml:space="preserve"> Where disclosure is dense the framework reports confidence; where it is thin it reports doubt. All four pillars sit far inside the random-rank control. This is the behavioural check that licenses the rest of the results: the spread we report is tracking the evidence, not the arithmetic.</w:t>
+        <w:t>, which would be n = 4 with p = 0.17, and where the relationship is not even monotone: Governance has the highest coverage at 97% but 4.0 places against Financial's 94% and 3.0. The pillar table is an illustration of the pattern, not the test of it.</w:t>
       </w:r>
     </w:p>
     <w:p>
